--- a/documentation/Dades.docx
+++ b/documentation/Dades.docx
@@ -254,7 +254,7 @@
       <w:hyperlink r:id="rId5" w:history="1">
         <w:r>
           <w:rPr>
-            <w:rStyle w:val="Hipervnculo"/>
+            <w:rStyle w:val="Hyperlink"/>
             <w:rFonts w:ascii="Arial" w:hAnsi="Arial" w:cs="Arial"/>
             <w:sz w:val="24"/>
             <w:szCs w:val="24"/>
@@ -380,7 +380,7 @@
     </w:p>
     <w:p>
       <w:pPr>
-        <w:pStyle w:val="Prrafodelista"/>
+        <w:pStyle w:val="ListParagraph"/>
         <w:numPr>
           <w:ilvl w:val="0"/>
           <w:numId w:val="2"/>
@@ -421,7 +421,7 @@
     </w:p>
     <w:p>
       <w:pPr>
-        <w:pStyle w:val="Prrafodelista"/>
+        <w:pStyle w:val="ListParagraph"/>
         <w:numPr>
           <w:ilvl w:val="0"/>
           <w:numId w:val="2"/>
@@ -505,656 +505,11 @@
     </w:p>
     <w:p>
       <w:pPr>
-        <w:rPr>
-          <w:rFonts w:ascii="Arial" w:hAnsi="Arial" w:cs="Arial"/>
-          <w:sz w:val="24"/>
-          <w:szCs w:val="24"/>
-        </w:rPr>
-      </w:pPr>
-    </w:p>
-    <w:p>
-      <w:pPr>
-        <w:rPr>
-          <w:rFonts w:ascii="Arial" w:hAnsi="Arial" w:cs="Arial"/>
-          <w:b/>
-          <w:bCs/>
-          <w:sz w:val="32"/>
-          <w:szCs w:val="32"/>
-          <w:u w:val="single"/>
-        </w:rPr>
-      </w:pPr>
-      <w:r>
-        <w:rPr>
-          <w:rFonts w:ascii="Arial" w:hAnsi="Arial" w:cs="Arial"/>
-          <w:b/>
-          <w:bCs/>
-          <w:sz w:val="32"/>
-          <w:szCs w:val="32"/>
-          <w:u w:val="single"/>
-        </w:rPr>
-        <w:t>Comprovacions de les dades</w:t>
-      </w:r>
-    </w:p>
-    <w:p>
-      <w:pPr>
-        <w:numPr>
-          <w:ilvl w:val="0"/>
-          <w:numId w:val="1"/>
-        </w:numPr>
         <w:spacing w:line="278" w:lineRule="auto"/>
         <w:rPr>
           <w:rFonts w:ascii="Arial" w:hAnsi="Arial" w:cs="Arial"/>
         </w:rPr>
       </w:pPr>
-      <w:r>
-        <w:rPr>
-          <w:rFonts w:ascii="Arial" w:hAnsi="Arial" w:cs="Arial"/>
-        </w:rPr>
-        <w:t>Comprovacions connexions entre fitxers</w:t>
-      </w:r>
-    </w:p>
-    <w:p>
-      <w:pPr>
-        <w:numPr>
-          <w:ilvl w:val="1"/>
-          <w:numId w:val="1"/>
-        </w:numPr>
-        <w:spacing w:line="278" w:lineRule="auto"/>
-        <w:rPr>
-          <w:rFonts w:ascii="Arial" w:hAnsi="Arial" w:cs="Arial"/>
-        </w:rPr>
-      </w:pPr>
-      <w:r>
-        <w:rPr>
-          <w:rFonts w:ascii="Arial" w:hAnsi="Arial" w:cs="Arial"/>
-        </w:rPr>
-        <w:lastRenderedPageBreak/>
-        <w:t xml:space="preserve">Totes les </w:t>
-      </w:r>
-      <w:proofErr w:type="spellStart"/>
-      <w:r>
-        <w:rPr>
-          <w:rFonts w:ascii="Arial" w:hAnsi="Arial" w:cs="Arial"/>
-        </w:rPr>
-        <w:t>stop_id</w:t>
-      </w:r>
-      <w:proofErr w:type="spellEnd"/>
-      <w:r>
-        <w:rPr>
-          <w:rFonts w:ascii="Arial" w:hAnsi="Arial" w:cs="Arial"/>
-        </w:rPr>
-        <w:t xml:space="preserve"> de </w:t>
-      </w:r>
-      <w:proofErr w:type="spellStart"/>
-      <w:r>
-        <w:rPr>
-          <w:rFonts w:ascii="Arial" w:hAnsi="Arial" w:cs="Arial"/>
-        </w:rPr>
-        <w:t>pathways</w:t>
-      </w:r>
-      <w:proofErr w:type="spellEnd"/>
-      <w:r>
-        <w:rPr>
-          <w:rFonts w:ascii="Arial" w:hAnsi="Arial" w:cs="Arial"/>
-        </w:rPr>
-        <w:t xml:space="preserve"> i </w:t>
-      </w:r>
-      <w:proofErr w:type="spellStart"/>
-      <w:r>
-        <w:rPr>
-          <w:rFonts w:ascii="Arial" w:hAnsi="Arial" w:cs="Arial"/>
-        </w:rPr>
-        <w:t>stop_times</w:t>
-      </w:r>
-      <w:proofErr w:type="spellEnd"/>
-      <w:r>
-        <w:rPr>
-          <w:rFonts w:ascii="Arial" w:hAnsi="Arial" w:cs="Arial"/>
-        </w:rPr>
-        <w:t xml:space="preserve"> estan a stops</w:t>
-      </w:r>
-    </w:p>
-    <w:p>
-      <w:pPr>
-        <w:numPr>
-          <w:ilvl w:val="1"/>
-          <w:numId w:val="1"/>
-        </w:numPr>
-        <w:spacing w:line="278" w:lineRule="auto"/>
-        <w:rPr>
-          <w:rFonts w:ascii="Arial" w:hAnsi="Arial" w:cs="Arial"/>
-        </w:rPr>
-      </w:pPr>
-      <w:r>
-        <w:rPr>
-          <w:rFonts w:ascii="Arial" w:hAnsi="Arial" w:cs="Arial"/>
-        </w:rPr>
-        <w:t xml:space="preserve">Tot </w:t>
-      </w:r>
-      <w:proofErr w:type="spellStart"/>
-      <w:r>
-        <w:rPr>
-          <w:rFonts w:ascii="Arial" w:hAnsi="Arial" w:cs="Arial"/>
-        </w:rPr>
-        <w:t>route_id</w:t>
-      </w:r>
-      <w:proofErr w:type="spellEnd"/>
-      <w:r>
-        <w:rPr>
-          <w:rFonts w:ascii="Arial" w:hAnsi="Arial" w:cs="Arial"/>
-        </w:rPr>
-        <w:t xml:space="preserve"> de trips està a </w:t>
-      </w:r>
-      <w:proofErr w:type="spellStart"/>
-      <w:r>
-        <w:rPr>
-          <w:rFonts w:ascii="Arial" w:hAnsi="Arial" w:cs="Arial"/>
-        </w:rPr>
-        <w:t>routes</w:t>
-      </w:r>
-      <w:proofErr w:type="spellEnd"/>
-    </w:p>
-    <w:p>
-      <w:pPr>
-        <w:numPr>
-          <w:ilvl w:val="1"/>
-          <w:numId w:val="1"/>
-        </w:numPr>
-        <w:spacing w:line="278" w:lineRule="auto"/>
-        <w:rPr>
-          <w:rFonts w:ascii="Arial" w:hAnsi="Arial" w:cs="Arial"/>
-        </w:rPr>
-      </w:pPr>
-      <w:r>
-        <w:rPr>
-          <w:rFonts w:ascii="Arial" w:hAnsi="Arial" w:cs="Arial"/>
-        </w:rPr>
-        <w:t xml:space="preserve">Tot </w:t>
-      </w:r>
-      <w:proofErr w:type="spellStart"/>
-      <w:r>
-        <w:rPr>
-          <w:rFonts w:ascii="Arial" w:hAnsi="Arial" w:cs="Arial"/>
-        </w:rPr>
-        <w:t>trip_id</w:t>
-      </w:r>
-      <w:proofErr w:type="spellEnd"/>
-      <w:r>
-        <w:rPr>
-          <w:rFonts w:ascii="Arial" w:hAnsi="Arial" w:cs="Arial"/>
-        </w:rPr>
-        <w:t xml:space="preserve"> de </w:t>
-      </w:r>
-      <w:proofErr w:type="spellStart"/>
-      <w:r>
-        <w:rPr>
-          <w:rFonts w:ascii="Arial" w:hAnsi="Arial" w:cs="Arial"/>
-        </w:rPr>
-        <w:t>stops_times</w:t>
-      </w:r>
-      <w:proofErr w:type="spellEnd"/>
-      <w:r>
-        <w:rPr>
-          <w:rFonts w:ascii="Arial" w:hAnsi="Arial" w:cs="Arial"/>
-        </w:rPr>
-        <w:t xml:space="preserve"> està a trips</w:t>
-      </w:r>
-    </w:p>
-    <w:p>
-      <w:pPr>
-        <w:numPr>
-          <w:ilvl w:val="0"/>
-          <w:numId w:val="1"/>
-        </w:numPr>
-        <w:spacing w:line="278" w:lineRule="auto"/>
-        <w:rPr>
-          <w:rFonts w:ascii="Arial" w:hAnsi="Arial" w:cs="Arial"/>
-        </w:rPr>
-      </w:pPr>
-      <w:r>
-        <w:rPr>
-          <w:rFonts w:ascii="Arial" w:hAnsi="Arial" w:cs="Arial"/>
-        </w:rPr>
-        <w:t xml:space="preserve">Comprovacions de </w:t>
-      </w:r>
-      <w:proofErr w:type="spellStart"/>
-      <w:r>
-        <w:rPr>
-          <w:rFonts w:ascii="Arial" w:hAnsi="Arial" w:cs="Arial"/>
-        </w:rPr>
-        <w:t>pathways</w:t>
-      </w:r>
-      <w:proofErr w:type="spellEnd"/>
-    </w:p>
-    <w:p>
-      <w:pPr>
-        <w:numPr>
-          <w:ilvl w:val="1"/>
-          <w:numId w:val="1"/>
-        </w:numPr>
-        <w:spacing w:line="278" w:lineRule="auto"/>
-        <w:rPr>
-          <w:rFonts w:ascii="Arial" w:hAnsi="Arial" w:cs="Arial"/>
-        </w:rPr>
-      </w:pPr>
-      <w:proofErr w:type="spellStart"/>
-      <w:r>
-        <w:rPr>
-          <w:rFonts w:ascii="Arial" w:hAnsi="Arial" w:cs="Arial"/>
-        </w:rPr>
-        <w:t>Transfers</w:t>
-      </w:r>
-      <w:proofErr w:type="spellEnd"/>
-      <w:r>
-        <w:rPr>
-          <w:rFonts w:ascii="Arial" w:hAnsi="Arial" w:cs="Arial"/>
-        </w:rPr>
-        <w:t xml:space="preserve"> inclòs a </w:t>
-      </w:r>
-      <w:proofErr w:type="spellStart"/>
-      <w:r>
-        <w:rPr>
-          <w:rFonts w:ascii="Arial" w:hAnsi="Arial" w:cs="Arial"/>
-        </w:rPr>
-        <w:t>pathways</w:t>
-      </w:r>
-      <w:proofErr w:type="spellEnd"/>
-      <w:r>
-        <w:rPr>
-          <w:rFonts w:ascii="Arial" w:hAnsi="Arial" w:cs="Arial"/>
-        </w:rPr>
-        <w:t xml:space="preserve"> </w:t>
-      </w:r>
-    </w:p>
-    <w:p>
-      <w:pPr>
-        <w:numPr>
-          <w:ilvl w:val="1"/>
-          <w:numId w:val="1"/>
-        </w:numPr>
-        <w:spacing w:line="278" w:lineRule="auto"/>
-        <w:rPr>
-          <w:rFonts w:ascii="Arial" w:hAnsi="Arial" w:cs="Arial"/>
-        </w:rPr>
-      </w:pPr>
-      <w:r>
-        <w:rPr>
-          <w:rFonts w:ascii="Arial" w:hAnsi="Arial" w:cs="Arial"/>
-        </w:rPr>
-        <w:t xml:space="preserve">A </w:t>
-      </w:r>
-      <w:proofErr w:type="spellStart"/>
-      <w:r>
-        <w:rPr>
-          <w:rFonts w:ascii="Arial" w:hAnsi="Arial" w:cs="Arial"/>
-        </w:rPr>
-        <w:t>pathways</w:t>
-      </w:r>
-      <w:proofErr w:type="spellEnd"/>
-      <w:r>
-        <w:rPr>
-          <w:rFonts w:ascii="Arial" w:hAnsi="Arial" w:cs="Arial"/>
-        </w:rPr>
-        <w:t xml:space="preserve"> existeixen sempre les combinacions dels dos sentits</w:t>
-      </w:r>
-      <w:r>
-        <w:rPr>
-          <w:rFonts w:ascii="Arial" w:hAnsi="Arial" w:cs="Arial"/>
-        </w:rPr>
-        <w:t xml:space="preserve">? NO </w:t>
-      </w:r>
-      <w:r>
-        <w:rPr>
-          <w:rFonts w:ascii="Arial" w:hAnsi="Arial" w:cs="Arial"/>
-        </w:rPr>
-        <w:sym w:font="Wingdings" w:char="F0E0"/>
-      </w:r>
-      <w:r>
-        <w:rPr>
-          <w:rFonts w:ascii="Arial" w:hAnsi="Arial" w:cs="Arial"/>
-        </w:rPr>
-        <w:t xml:space="preserve"> donar cas concret </w:t>
-      </w:r>
-    </w:p>
-    <w:p>
-      <w:pPr>
-        <w:numPr>
-          <w:ilvl w:val="1"/>
-          <w:numId w:val="1"/>
-        </w:numPr>
-        <w:spacing w:line="278" w:lineRule="auto"/>
-        <w:rPr>
-          <w:rFonts w:ascii="Arial" w:hAnsi="Arial" w:cs="Arial"/>
-        </w:rPr>
-      </w:pPr>
-      <w:proofErr w:type="spellStart"/>
-      <w:r>
-        <w:rPr>
-          <w:rFonts w:ascii="Arial" w:hAnsi="Arial" w:cs="Arial"/>
-        </w:rPr>
-        <w:t>Traversal_time</w:t>
-      </w:r>
-      <w:proofErr w:type="spellEnd"/>
-      <w:r>
-        <w:rPr>
-          <w:rFonts w:ascii="Arial" w:hAnsi="Arial" w:cs="Arial"/>
-        </w:rPr>
-        <w:t xml:space="preserve"> igual pels dos sentits (excepte quan no hi ha un sentit </w:t>
-      </w:r>
-      <w:r>
-        <w:rPr>
-          <w:rFonts w:ascii="Arial" w:hAnsi="Arial" w:cs="Arial"/>
-        </w:rPr>
-        <w:sym w:font="Wingdings" w:char="F0E0"/>
-      </w:r>
-      <w:r>
-        <w:rPr>
-          <w:rFonts w:ascii="Arial" w:hAnsi="Arial" w:cs="Arial"/>
-        </w:rPr>
-        <w:t xml:space="preserve"> cas concret)</w:t>
-      </w:r>
-    </w:p>
-    <w:p>
-      <w:pPr>
-        <w:numPr>
-          <w:ilvl w:val="1"/>
-          <w:numId w:val="1"/>
-        </w:numPr>
-        <w:spacing w:line="278" w:lineRule="auto"/>
-        <w:rPr>
-          <w:rFonts w:ascii="Arial" w:hAnsi="Arial" w:cs="Arial"/>
-        </w:rPr>
-      </w:pPr>
-      <w:proofErr w:type="spellStart"/>
-      <w:r>
-        <w:rPr>
-          <w:rFonts w:ascii="Arial" w:hAnsi="Arial" w:cs="Arial"/>
-        </w:rPr>
-        <w:t>Traversal_time</w:t>
-      </w:r>
-      <w:proofErr w:type="spellEnd"/>
-      <w:r>
-        <w:rPr>
-          <w:rFonts w:ascii="Arial" w:hAnsi="Arial" w:cs="Arial"/>
-        </w:rPr>
-        <w:t xml:space="preserve"> múltiple de 15 (només curiositat) </w:t>
-      </w:r>
-    </w:p>
-    <w:p>
-      <w:pPr>
-        <w:numPr>
-          <w:ilvl w:val="1"/>
-          <w:numId w:val="1"/>
-        </w:numPr>
-        <w:spacing w:line="278" w:lineRule="auto"/>
-        <w:rPr>
-          <w:rFonts w:ascii="Arial" w:hAnsi="Arial" w:cs="Arial"/>
-        </w:rPr>
-      </w:pPr>
-      <w:r>
-        <w:rPr>
-          <w:rFonts w:ascii="Arial" w:hAnsi="Arial" w:cs="Arial"/>
-        </w:rPr>
-        <w:t xml:space="preserve">Cada entrada té una andana </w:t>
-      </w:r>
-    </w:p>
-    <w:p>
-      <w:pPr>
-        <w:numPr>
-          <w:ilvl w:val="1"/>
-          <w:numId w:val="1"/>
-        </w:numPr>
-        <w:spacing w:line="278" w:lineRule="auto"/>
-        <w:rPr>
-          <w:rFonts w:ascii="Arial" w:hAnsi="Arial" w:cs="Arial"/>
-        </w:rPr>
-      </w:pPr>
-      <w:r>
-        <w:rPr>
-          <w:rFonts w:ascii="Arial" w:hAnsi="Arial" w:cs="Arial"/>
-        </w:rPr>
-        <w:t xml:space="preserve">NO cada andana té una entrada però sí que aquestes estan relacionades amb una altra andana que sí que té entrada (no hi ha cap andana incomunicada) </w:t>
-      </w:r>
-      <w:r>
-        <w:rPr>
-          <w:rFonts w:ascii="Arial" w:hAnsi="Arial" w:cs="Arial"/>
-        </w:rPr>
-        <w:sym w:font="Wingdings" w:char="F0E0"/>
-      </w:r>
-      <w:r>
-        <w:rPr>
-          <w:rFonts w:ascii="Arial" w:hAnsi="Arial" w:cs="Arial"/>
-        </w:rPr>
-        <w:t xml:space="preserve"> donar exemples </w:t>
-      </w:r>
-    </w:p>
-    <w:p>
-      <w:pPr>
-        <w:numPr>
-          <w:ilvl w:val="1"/>
-          <w:numId w:val="1"/>
-        </w:numPr>
-        <w:spacing w:line="278" w:lineRule="auto"/>
-        <w:rPr>
-          <w:rFonts w:ascii="Arial" w:hAnsi="Arial" w:cs="Arial"/>
-        </w:rPr>
-      </w:pPr>
-      <w:r>
-        <w:rPr>
-          <w:rFonts w:ascii="Arial" w:hAnsi="Arial" w:cs="Arial"/>
-        </w:rPr>
-        <w:t xml:space="preserve">Totes les andanes de diferents línies d’una mateixa parada estan connectades dos a dos entre elles. </w:t>
-      </w:r>
-    </w:p>
-    <w:p>
-      <w:pPr>
-        <w:numPr>
-          <w:ilvl w:val="0"/>
-          <w:numId w:val="1"/>
-        </w:numPr>
-        <w:spacing w:line="278" w:lineRule="auto"/>
-        <w:rPr>
-          <w:rFonts w:ascii="Arial" w:hAnsi="Arial" w:cs="Arial"/>
-        </w:rPr>
-      </w:pPr>
-      <w:r>
-        <w:rPr>
-          <w:rFonts w:ascii="Arial" w:hAnsi="Arial" w:cs="Arial"/>
-        </w:rPr>
-        <w:t xml:space="preserve">Comprovacions de </w:t>
-      </w:r>
-      <w:proofErr w:type="spellStart"/>
-      <w:r>
-        <w:rPr>
-          <w:rFonts w:ascii="Arial" w:hAnsi="Arial" w:cs="Arial"/>
-        </w:rPr>
-        <w:t>stop_times</w:t>
-      </w:r>
-      <w:proofErr w:type="spellEnd"/>
-    </w:p>
-    <w:p>
-      <w:pPr>
-        <w:numPr>
-          <w:ilvl w:val="1"/>
-          <w:numId w:val="1"/>
-        </w:numPr>
-        <w:spacing w:line="278" w:lineRule="auto"/>
-        <w:rPr>
-          <w:rFonts w:ascii="Arial" w:hAnsi="Arial" w:cs="Arial"/>
-        </w:rPr>
-      </w:pPr>
-      <w:r>
-        <w:rPr>
-          <w:rFonts w:ascii="Arial" w:hAnsi="Arial" w:cs="Arial"/>
-        </w:rPr>
-        <w:t xml:space="preserve">Repeticions de blocs de </w:t>
-      </w:r>
-      <w:proofErr w:type="spellStart"/>
-      <w:r>
-        <w:rPr>
-          <w:rFonts w:ascii="Arial" w:hAnsi="Arial" w:cs="Arial"/>
-        </w:rPr>
-        <w:t>trip_id</w:t>
-      </w:r>
-      <w:proofErr w:type="spellEnd"/>
-      <w:r>
-        <w:rPr>
-          <w:rFonts w:ascii="Arial" w:hAnsi="Arial" w:cs="Arial"/>
-        </w:rPr>
-        <w:t xml:space="preserve"> sencers a </w:t>
-      </w:r>
-      <w:proofErr w:type="spellStart"/>
-      <w:r>
-        <w:rPr>
-          <w:rFonts w:ascii="Arial" w:hAnsi="Arial" w:cs="Arial"/>
-        </w:rPr>
-        <w:t>stop_times</w:t>
-      </w:r>
-      <w:proofErr w:type="spellEnd"/>
-      <w:r>
-        <w:rPr>
-          <w:rFonts w:ascii="Arial" w:hAnsi="Arial" w:cs="Arial"/>
-        </w:rPr>
-        <w:t xml:space="preserve"> </w:t>
-      </w:r>
-      <w:r>
-        <w:rPr>
-          <w:rFonts w:ascii="Arial" w:hAnsi="Arial" w:cs="Arial"/>
-        </w:rPr>
-        <w:sym w:font="Wingdings" w:char="F0E0"/>
-      </w:r>
-      <w:r>
-        <w:rPr>
-          <w:rFonts w:ascii="Arial" w:hAnsi="Arial" w:cs="Arial"/>
-        </w:rPr>
-        <w:t xml:space="preserve"> creació de </w:t>
-      </w:r>
-      <w:proofErr w:type="spellStart"/>
-      <w:r>
-        <w:rPr>
-          <w:rFonts w:ascii="Arial" w:hAnsi="Arial" w:cs="Arial"/>
-        </w:rPr>
-        <w:t>stop_times_cleaned</w:t>
-      </w:r>
-      <w:proofErr w:type="spellEnd"/>
-      <w:r>
-        <w:rPr>
-          <w:rFonts w:ascii="Arial" w:hAnsi="Arial" w:cs="Arial"/>
-        </w:rPr>
-        <w:t xml:space="preserve"> i </w:t>
-      </w:r>
-      <w:proofErr w:type="spellStart"/>
-      <w:r>
-        <w:rPr>
-          <w:rFonts w:ascii="Arial" w:hAnsi="Arial" w:cs="Arial"/>
-        </w:rPr>
-        <w:t>trips_cleaned</w:t>
-      </w:r>
-      <w:proofErr w:type="spellEnd"/>
-    </w:p>
-    <w:p>
-      <w:pPr>
-        <w:numPr>
-          <w:ilvl w:val="1"/>
-          <w:numId w:val="1"/>
-        </w:numPr>
-        <w:spacing w:line="278" w:lineRule="auto"/>
-        <w:rPr>
-          <w:rFonts w:ascii="Arial" w:hAnsi="Arial" w:cs="Arial"/>
-        </w:rPr>
-      </w:pPr>
-      <w:proofErr w:type="spellStart"/>
-      <w:r>
-        <w:rPr>
-          <w:rFonts w:ascii="Arial" w:hAnsi="Arial" w:cs="Arial"/>
-        </w:rPr>
-        <w:t>Stop_sequence</w:t>
-      </w:r>
-      <w:proofErr w:type="spellEnd"/>
-      <w:r>
-        <w:rPr>
-          <w:rFonts w:ascii="Arial" w:hAnsi="Arial" w:cs="Arial"/>
-        </w:rPr>
-        <w:t xml:space="preserve"> sempre s’incrementa d’un en un</w:t>
-      </w:r>
-    </w:p>
-    <w:p>
-      <w:pPr>
-        <w:numPr>
-          <w:ilvl w:val="0"/>
-          <w:numId w:val="1"/>
-        </w:numPr>
-        <w:spacing w:line="278" w:lineRule="auto"/>
-        <w:rPr>
-          <w:rFonts w:ascii="Arial" w:hAnsi="Arial" w:cs="Arial"/>
-        </w:rPr>
-      </w:pPr>
-      <w:r>
-        <w:rPr>
-          <w:rFonts w:ascii="Arial" w:hAnsi="Arial" w:cs="Arial"/>
-        </w:rPr>
-        <w:t>Comprovacions de trips</w:t>
-      </w:r>
-    </w:p>
-    <w:p>
-      <w:pPr>
-        <w:numPr>
-          <w:ilvl w:val="1"/>
-          <w:numId w:val="1"/>
-        </w:numPr>
-        <w:spacing w:line="278" w:lineRule="auto"/>
-        <w:rPr>
-          <w:rFonts w:ascii="Arial" w:hAnsi="Arial" w:cs="Arial"/>
-        </w:rPr>
-      </w:pPr>
-      <w:r>
-        <w:rPr>
-          <w:rFonts w:ascii="Arial" w:hAnsi="Arial" w:cs="Arial"/>
-        </w:rPr>
-        <w:t>Per cada “</w:t>
-      </w:r>
-      <w:proofErr w:type="spellStart"/>
-      <w:r>
-        <w:rPr>
-          <w:rFonts w:ascii="Arial" w:hAnsi="Arial" w:cs="Arial"/>
-        </w:rPr>
-        <w:t>route_id</w:t>
-      </w:r>
-      <w:proofErr w:type="spellEnd"/>
-      <w:r>
-        <w:rPr>
-          <w:rFonts w:ascii="Arial" w:hAnsi="Arial" w:cs="Arial"/>
-        </w:rPr>
-        <w:t>” tenim dues parelles disjuntes de (“</w:t>
-      </w:r>
-      <w:proofErr w:type="spellStart"/>
-      <w:r>
-        <w:rPr>
-          <w:rFonts w:ascii="Arial" w:hAnsi="Arial" w:cs="Arial"/>
-        </w:rPr>
-        <w:t>trip_headsign</w:t>
-      </w:r>
-      <w:proofErr w:type="spellEnd"/>
-      <w:r>
-        <w:rPr>
-          <w:rFonts w:ascii="Arial" w:hAnsi="Arial" w:cs="Arial"/>
-        </w:rPr>
-        <w:t>”, “</w:t>
-      </w:r>
-      <w:proofErr w:type="spellStart"/>
-      <w:r>
-        <w:rPr>
-          <w:rFonts w:ascii="Arial" w:hAnsi="Arial" w:cs="Arial"/>
-        </w:rPr>
-        <w:t>direction_id</w:t>
-      </w:r>
-      <w:proofErr w:type="spellEnd"/>
-      <w:r>
-        <w:rPr>
-          <w:rFonts w:ascii="Arial" w:hAnsi="Arial" w:cs="Arial"/>
-        </w:rPr>
-        <w:t>”). És a dir, per identificar la direcció dels viatges podem utilitzar ambdues</w:t>
-      </w:r>
     </w:p>
     <w:sectPr>
       <w:pgSz w:w="11906" w:h="16838"/>
@@ -1806,11 +1161,11 @@
       <w:lang w:val="ca-ES"/>
     </w:rPr>
   </w:style>
-  <w:style w:type="paragraph" w:styleId="Ttulo1">
+  <w:style w:type="paragraph" w:styleId="Heading1">
     <w:name w:val="heading 1"/>
     <w:basedOn w:val="Normal"/>
     <w:next w:val="Normal"/>
-    <w:link w:val="Ttulo1Car"/>
+    <w:link w:val="Heading1Char"/>
     <w:uiPriority w:val="9"/>
     <w:qFormat/>
     <w:rsid w:val="003A1197"/>
@@ -1827,11 +1182,11 @@
       <w:szCs w:val="40"/>
     </w:rPr>
   </w:style>
-  <w:style w:type="paragraph" w:styleId="Ttulo2">
+  <w:style w:type="paragraph" w:styleId="Heading2">
     <w:name w:val="heading 2"/>
     <w:basedOn w:val="Normal"/>
     <w:next w:val="Normal"/>
-    <w:link w:val="Ttulo2Car"/>
+    <w:link w:val="Heading2Char"/>
     <w:uiPriority w:val="9"/>
     <w:semiHidden/>
     <w:unhideWhenUsed/>
@@ -1850,11 +1205,11 @@
       <w:szCs w:val="32"/>
     </w:rPr>
   </w:style>
-  <w:style w:type="paragraph" w:styleId="Ttulo3">
+  <w:style w:type="paragraph" w:styleId="Heading3">
     <w:name w:val="heading 3"/>
     <w:basedOn w:val="Normal"/>
     <w:next w:val="Normal"/>
-    <w:link w:val="Ttulo3Car"/>
+    <w:link w:val="Heading3Char"/>
     <w:uiPriority w:val="9"/>
     <w:semiHidden/>
     <w:unhideWhenUsed/>
@@ -1873,11 +1228,11 @@
       <w:szCs w:val="28"/>
     </w:rPr>
   </w:style>
-  <w:style w:type="paragraph" w:styleId="Ttulo4">
+  <w:style w:type="paragraph" w:styleId="Heading4">
     <w:name w:val="heading 4"/>
     <w:basedOn w:val="Normal"/>
     <w:next w:val="Normal"/>
-    <w:link w:val="Ttulo4Car"/>
+    <w:link w:val="Heading4Char"/>
     <w:uiPriority w:val="9"/>
     <w:semiHidden/>
     <w:unhideWhenUsed/>
@@ -1896,11 +1251,11 @@
       <w:color w:val="0F4761" w:themeColor="accent1" w:themeShade="BF"/>
     </w:rPr>
   </w:style>
-  <w:style w:type="paragraph" w:styleId="Ttulo5">
+  <w:style w:type="paragraph" w:styleId="Heading5">
     <w:name w:val="heading 5"/>
     <w:basedOn w:val="Normal"/>
     <w:next w:val="Normal"/>
-    <w:link w:val="Ttulo5Car"/>
+    <w:link w:val="Heading5Char"/>
     <w:uiPriority w:val="9"/>
     <w:semiHidden/>
     <w:unhideWhenUsed/>
@@ -1917,11 +1272,11 @@
       <w:color w:val="0F4761" w:themeColor="accent1" w:themeShade="BF"/>
     </w:rPr>
   </w:style>
-  <w:style w:type="paragraph" w:styleId="Ttulo6">
+  <w:style w:type="paragraph" w:styleId="Heading6">
     <w:name w:val="heading 6"/>
     <w:basedOn w:val="Normal"/>
     <w:next w:val="Normal"/>
-    <w:link w:val="Ttulo6Car"/>
+    <w:link w:val="Heading6Char"/>
     <w:uiPriority w:val="9"/>
     <w:semiHidden/>
     <w:unhideWhenUsed/>
@@ -1940,11 +1295,11 @@
       <w:color w:val="595959" w:themeColor="text1" w:themeTint="A6"/>
     </w:rPr>
   </w:style>
-  <w:style w:type="paragraph" w:styleId="Ttulo7">
+  <w:style w:type="paragraph" w:styleId="Heading7">
     <w:name w:val="heading 7"/>
     <w:basedOn w:val="Normal"/>
     <w:next w:val="Normal"/>
-    <w:link w:val="Ttulo7Car"/>
+    <w:link w:val="Heading7Char"/>
     <w:uiPriority w:val="9"/>
     <w:semiHidden/>
     <w:unhideWhenUsed/>
@@ -1961,11 +1316,11 @@
       <w:color w:val="595959" w:themeColor="text1" w:themeTint="A6"/>
     </w:rPr>
   </w:style>
-  <w:style w:type="paragraph" w:styleId="Ttulo8">
+  <w:style w:type="paragraph" w:styleId="Heading8">
     <w:name w:val="heading 8"/>
     <w:basedOn w:val="Normal"/>
     <w:next w:val="Normal"/>
-    <w:link w:val="Ttulo8Car"/>
+    <w:link w:val="Heading8Char"/>
     <w:uiPriority w:val="9"/>
     <w:semiHidden/>
     <w:unhideWhenUsed/>
@@ -1984,11 +1339,11 @@
       <w:color w:val="272727" w:themeColor="text1" w:themeTint="D8"/>
     </w:rPr>
   </w:style>
-  <w:style w:type="paragraph" w:styleId="Ttulo9">
+  <w:style w:type="paragraph" w:styleId="Heading9">
     <w:name w:val="heading 9"/>
     <w:basedOn w:val="Normal"/>
     <w:next w:val="Normal"/>
-    <w:link w:val="Ttulo9Car"/>
+    <w:link w:val="Heading9Char"/>
     <w:uiPriority w:val="9"/>
     <w:semiHidden/>
     <w:unhideWhenUsed/>
@@ -2005,13 +1360,13 @@
       <w:color w:val="272727" w:themeColor="text1" w:themeTint="D8"/>
     </w:rPr>
   </w:style>
-  <w:style w:type="character" w:default="1" w:styleId="Fuentedeprrafopredeter">
+  <w:style w:type="character" w:default="1" w:styleId="DefaultParagraphFont">
     <w:name w:val="Default Paragraph Font"/>
     <w:uiPriority w:val="1"/>
     <w:semiHidden/>
     <w:unhideWhenUsed/>
   </w:style>
-  <w:style w:type="table" w:default="1" w:styleId="Tablanormal">
+  <w:style w:type="table" w:default="1" w:styleId="TableNormal">
     <w:name w:val="Normal Table"/>
     <w:uiPriority w:val="99"/>
     <w:semiHidden/>
@@ -2026,16 +1381,16 @@
       </w:tblCellMar>
     </w:tblPr>
   </w:style>
-  <w:style w:type="numbering" w:default="1" w:styleId="Sinlista">
+  <w:style w:type="numbering" w:default="1" w:styleId="NoList">
     <w:name w:val="No List"/>
     <w:uiPriority w:val="99"/>
     <w:semiHidden/>
     <w:unhideWhenUsed/>
   </w:style>
-  <w:style w:type="character" w:customStyle="1" w:styleId="Ttulo1Car">
-    <w:name w:val="Título 1 Car"/>
-    <w:basedOn w:val="Fuentedeprrafopredeter"/>
-    <w:link w:val="Ttulo1"/>
+  <w:style w:type="character" w:customStyle="1" w:styleId="Heading1Char">
+    <w:name w:val="Heading 1 Char"/>
+    <w:basedOn w:val="DefaultParagraphFont"/>
+    <w:link w:val="Heading1"/>
     <w:uiPriority w:val="9"/>
     <w:rsid w:val="003A1197"/>
     <w:rPr>
@@ -2046,10 +1401,10 @@
       <w:lang w:val="ca-ES"/>
     </w:rPr>
   </w:style>
-  <w:style w:type="character" w:customStyle="1" w:styleId="Ttulo2Car">
-    <w:name w:val="Título 2 Car"/>
-    <w:basedOn w:val="Fuentedeprrafopredeter"/>
-    <w:link w:val="Ttulo2"/>
+  <w:style w:type="character" w:customStyle="1" w:styleId="Heading2Char">
+    <w:name w:val="Heading 2 Char"/>
+    <w:basedOn w:val="DefaultParagraphFont"/>
+    <w:link w:val="Heading2"/>
     <w:uiPriority w:val="9"/>
     <w:semiHidden/>
     <w:rsid w:val="003A1197"/>
@@ -2061,10 +1416,10 @@
       <w:lang w:val="ca-ES"/>
     </w:rPr>
   </w:style>
-  <w:style w:type="character" w:customStyle="1" w:styleId="Ttulo3Car">
-    <w:name w:val="Título 3 Car"/>
-    <w:basedOn w:val="Fuentedeprrafopredeter"/>
-    <w:link w:val="Ttulo3"/>
+  <w:style w:type="character" w:customStyle="1" w:styleId="Heading3Char">
+    <w:name w:val="Heading 3 Char"/>
+    <w:basedOn w:val="DefaultParagraphFont"/>
+    <w:link w:val="Heading3"/>
     <w:uiPriority w:val="9"/>
     <w:semiHidden/>
     <w:rsid w:val="003A1197"/>
@@ -2076,10 +1431,10 @@
       <w:lang w:val="ca-ES"/>
     </w:rPr>
   </w:style>
-  <w:style w:type="character" w:customStyle="1" w:styleId="Ttulo4Car">
-    <w:name w:val="Título 4 Car"/>
-    <w:basedOn w:val="Fuentedeprrafopredeter"/>
-    <w:link w:val="Ttulo4"/>
+  <w:style w:type="character" w:customStyle="1" w:styleId="Heading4Char">
+    <w:name w:val="Heading 4 Char"/>
+    <w:basedOn w:val="DefaultParagraphFont"/>
+    <w:link w:val="Heading4"/>
     <w:uiPriority w:val="9"/>
     <w:semiHidden/>
     <w:rsid w:val="003A1197"/>
@@ -2091,10 +1446,10 @@
       <w:lang w:val="ca-ES"/>
     </w:rPr>
   </w:style>
-  <w:style w:type="character" w:customStyle="1" w:styleId="Ttulo5Car">
-    <w:name w:val="Título 5 Car"/>
-    <w:basedOn w:val="Fuentedeprrafopredeter"/>
-    <w:link w:val="Ttulo5"/>
+  <w:style w:type="character" w:customStyle="1" w:styleId="Heading5Char">
+    <w:name w:val="Heading 5 Char"/>
+    <w:basedOn w:val="DefaultParagraphFont"/>
+    <w:link w:val="Heading5"/>
     <w:uiPriority w:val="9"/>
     <w:semiHidden/>
     <w:rsid w:val="003A1197"/>
@@ -2104,10 +1459,10 @@
       <w:lang w:val="ca-ES"/>
     </w:rPr>
   </w:style>
-  <w:style w:type="character" w:customStyle="1" w:styleId="Ttulo6Car">
-    <w:name w:val="Título 6 Car"/>
-    <w:basedOn w:val="Fuentedeprrafopredeter"/>
-    <w:link w:val="Ttulo6"/>
+  <w:style w:type="character" w:customStyle="1" w:styleId="Heading6Char">
+    <w:name w:val="Heading 6 Char"/>
+    <w:basedOn w:val="DefaultParagraphFont"/>
+    <w:link w:val="Heading6"/>
     <w:uiPriority w:val="9"/>
     <w:semiHidden/>
     <w:rsid w:val="003A1197"/>
@@ -2119,10 +1474,10 @@
       <w:lang w:val="ca-ES"/>
     </w:rPr>
   </w:style>
-  <w:style w:type="character" w:customStyle="1" w:styleId="Ttulo7Car">
-    <w:name w:val="Título 7 Car"/>
-    <w:basedOn w:val="Fuentedeprrafopredeter"/>
-    <w:link w:val="Ttulo7"/>
+  <w:style w:type="character" w:customStyle="1" w:styleId="Heading7Char">
+    <w:name w:val="Heading 7 Char"/>
+    <w:basedOn w:val="DefaultParagraphFont"/>
+    <w:link w:val="Heading7"/>
     <w:uiPriority w:val="9"/>
     <w:semiHidden/>
     <w:rsid w:val="003A1197"/>
@@ -2132,10 +1487,10 @@
       <w:lang w:val="ca-ES"/>
     </w:rPr>
   </w:style>
-  <w:style w:type="character" w:customStyle="1" w:styleId="Ttulo8Car">
-    <w:name w:val="Título 8 Car"/>
-    <w:basedOn w:val="Fuentedeprrafopredeter"/>
-    <w:link w:val="Ttulo8"/>
+  <w:style w:type="character" w:customStyle="1" w:styleId="Heading8Char">
+    <w:name w:val="Heading 8 Char"/>
+    <w:basedOn w:val="DefaultParagraphFont"/>
+    <w:link w:val="Heading8"/>
     <w:uiPriority w:val="9"/>
     <w:semiHidden/>
     <w:rsid w:val="003A1197"/>
@@ -2147,10 +1502,10 @@
       <w:lang w:val="ca-ES"/>
     </w:rPr>
   </w:style>
-  <w:style w:type="character" w:customStyle="1" w:styleId="Ttulo9Car">
-    <w:name w:val="Título 9 Car"/>
-    <w:basedOn w:val="Fuentedeprrafopredeter"/>
-    <w:link w:val="Ttulo9"/>
+  <w:style w:type="character" w:customStyle="1" w:styleId="Heading9Char">
+    <w:name w:val="Heading 9 Char"/>
+    <w:basedOn w:val="DefaultParagraphFont"/>
+    <w:link w:val="Heading9"/>
     <w:uiPriority w:val="9"/>
     <w:semiHidden/>
     <w:rsid w:val="003A1197"/>
@@ -2160,11 +1515,11 @@
       <w:lang w:val="ca-ES"/>
     </w:rPr>
   </w:style>
-  <w:style w:type="paragraph" w:styleId="Ttulo">
+  <w:style w:type="paragraph" w:styleId="Title">
     <w:name w:val="Title"/>
     <w:basedOn w:val="Normal"/>
     <w:next w:val="Normal"/>
-    <w:link w:val="TtuloCar"/>
+    <w:link w:val="TitleChar"/>
     <w:uiPriority w:val="10"/>
     <w:qFormat/>
     <w:rsid w:val="003A1197"/>
@@ -2180,10 +1535,10 @@
       <w:szCs w:val="56"/>
     </w:rPr>
   </w:style>
-  <w:style w:type="character" w:customStyle="1" w:styleId="TtuloCar">
-    <w:name w:val="Título Car"/>
-    <w:basedOn w:val="Fuentedeprrafopredeter"/>
-    <w:link w:val="Ttulo"/>
+  <w:style w:type="character" w:customStyle="1" w:styleId="TitleChar">
+    <w:name w:val="Title Char"/>
+    <w:basedOn w:val="DefaultParagraphFont"/>
+    <w:link w:val="Title"/>
     <w:uiPriority w:val="10"/>
     <w:rsid w:val="003A1197"/>
     <w:rPr>
@@ -2195,11 +1550,11 @@
       <w:lang w:val="ca-ES"/>
     </w:rPr>
   </w:style>
-  <w:style w:type="paragraph" w:styleId="Subttulo">
+  <w:style w:type="paragraph" w:styleId="Subtitle">
     <w:name w:val="Subtitle"/>
     <w:basedOn w:val="Normal"/>
     <w:next w:val="Normal"/>
-    <w:link w:val="SubttuloCar"/>
+    <w:link w:val="SubtitleChar"/>
     <w:uiPriority w:val="11"/>
     <w:qFormat/>
     <w:rsid w:val="003A1197"/>
@@ -2216,10 +1571,10 @@
       <w:szCs w:val="28"/>
     </w:rPr>
   </w:style>
-  <w:style w:type="character" w:customStyle="1" w:styleId="SubttuloCar">
-    <w:name w:val="Subtítulo Car"/>
-    <w:basedOn w:val="Fuentedeprrafopredeter"/>
-    <w:link w:val="Subttulo"/>
+  <w:style w:type="character" w:customStyle="1" w:styleId="SubtitleChar">
+    <w:name w:val="Subtitle Char"/>
+    <w:basedOn w:val="DefaultParagraphFont"/>
+    <w:link w:val="Subtitle"/>
     <w:uiPriority w:val="11"/>
     <w:rsid w:val="003A1197"/>
     <w:rPr>
@@ -2231,11 +1586,11 @@
       <w:lang w:val="ca-ES"/>
     </w:rPr>
   </w:style>
-  <w:style w:type="paragraph" w:styleId="Cita">
+  <w:style w:type="paragraph" w:styleId="Quote">
     <w:name w:val="Quote"/>
     <w:basedOn w:val="Normal"/>
     <w:next w:val="Normal"/>
-    <w:link w:val="CitaCar"/>
+    <w:link w:val="QuoteChar"/>
     <w:uiPriority w:val="29"/>
     <w:qFormat/>
     <w:rsid w:val="003A1197"/>
@@ -2249,10 +1604,10 @@
       <w:color w:val="404040" w:themeColor="text1" w:themeTint="BF"/>
     </w:rPr>
   </w:style>
-  <w:style w:type="character" w:customStyle="1" w:styleId="CitaCar">
-    <w:name w:val="Cita Car"/>
-    <w:basedOn w:val="Fuentedeprrafopredeter"/>
-    <w:link w:val="Cita"/>
+  <w:style w:type="character" w:customStyle="1" w:styleId="QuoteChar">
+    <w:name w:val="Quote Char"/>
+    <w:basedOn w:val="DefaultParagraphFont"/>
+    <w:link w:val="Quote"/>
     <w:uiPriority w:val="29"/>
     <w:rsid w:val="003A1197"/>
     <w:rPr>
@@ -2262,7 +1617,7 @@
       <w:lang w:val="ca-ES"/>
     </w:rPr>
   </w:style>
-  <w:style w:type="paragraph" w:styleId="Prrafodelista">
+  <w:style w:type="paragraph" w:styleId="ListParagraph">
     <w:name w:val="List Paragraph"/>
     <w:basedOn w:val="Normal"/>
     <w:uiPriority w:val="34"/>
@@ -2273,9 +1628,9 @@
       <w:contextualSpacing/>
     </w:pPr>
   </w:style>
-  <w:style w:type="character" w:styleId="nfasisintenso">
+  <w:style w:type="character" w:styleId="IntenseEmphasis">
     <w:name w:val="Intense Emphasis"/>
-    <w:basedOn w:val="Fuentedeprrafopredeter"/>
+    <w:basedOn w:val="DefaultParagraphFont"/>
     <w:uiPriority w:val="21"/>
     <w:qFormat/>
     <w:rsid w:val="003A1197"/>
@@ -2285,11 +1640,11 @@
       <w:color w:val="0F4761" w:themeColor="accent1" w:themeShade="BF"/>
     </w:rPr>
   </w:style>
-  <w:style w:type="paragraph" w:styleId="Citadestacada">
+  <w:style w:type="paragraph" w:styleId="IntenseQuote">
     <w:name w:val="Intense Quote"/>
     <w:basedOn w:val="Normal"/>
     <w:next w:val="Normal"/>
-    <w:link w:val="CitadestacadaCar"/>
+    <w:link w:val="IntenseQuoteChar"/>
     <w:uiPriority w:val="30"/>
     <w:qFormat/>
     <w:rsid w:val="003A1197"/>
@@ -2308,10 +1663,10 @@
       <w:color w:val="0F4761" w:themeColor="accent1" w:themeShade="BF"/>
     </w:rPr>
   </w:style>
-  <w:style w:type="character" w:customStyle="1" w:styleId="CitadestacadaCar">
-    <w:name w:val="Cita destacada Car"/>
-    <w:basedOn w:val="Fuentedeprrafopredeter"/>
-    <w:link w:val="Citadestacada"/>
+  <w:style w:type="character" w:customStyle="1" w:styleId="IntenseQuoteChar">
+    <w:name w:val="Intense Quote Char"/>
+    <w:basedOn w:val="DefaultParagraphFont"/>
+    <w:link w:val="IntenseQuote"/>
     <w:uiPriority w:val="30"/>
     <w:rsid w:val="003A1197"/>
     <w:rPr>
@@ -2321,9 +1676,9 @@
       <w:lang w:val="ca-ES"/>
     </w:rPr>
   </w:style>
-  <w:style w:type="character" w:styleId="Referenciaintensa">
+  <w:style w:type="character" w:styleId="IntenseReference">
     <w:name w:val="Intense Reference"/>
-    <w:basedOn w:val="Fuentedeprrafopredeter"/>
+    <w:basedOn w:val="DefaultParagraphFont"/>
     <w:uiPriority w:val="32"/>
     <w:qFormat/>
     <w:rsid w:val="003A1197"/>
@@ -2335,9 +1690,9 @@
       <w:spacing w:val="5"/>
     </w:rPr>
   </w:style>
-  <w:style w:type="character" w:styleId="Hipervnculo">
+  <w:style w:type="character" w:styleId="Hyperlink">
     <w:name w:val="Hyperlink"/>
-    <w:basedOn w:val="Fuentedeprrafopredeter"/>
+    <w:basedOn w:val="DefaultParagraphFont"/>
     <w:uiPriority w:val="99"/>
     <w:unhideWhenUsed/>
     <w:rsid w:val="00477272"/>
@@ -2346,9 +1701,9 @@
       <w:u w:val="single"/>
     </w:rPr>
   </w:style>
-  <w:style w:type="character" w:styleId="Mencinsinresolver">
+  <w:style w:type="character" w:styleId="UnresolvedMention">
     <w:name w:val="Unresolved Mention"/>
-    <w:basedOn w:val="Fuentedeprrafopredeter"/>
+    <w:basedOn w:val="DefaultParagraphFont"/>
     <w:uiPriority w:val="99"/>
     <w:semiHidden/>
     <w:unhideWhenUsed/>
